--- a/3_Thong_Ke_Doanh_Thu_Nguyen_Lieu.docx
+++ b/3_Thong_Ke_Doanh_Thu_Nguyen_Lieu.docx
@@ -14,7 +14,7 @@
           <w:color w:val="B45309"/>
           <w:sz w:val="44"/>
         </w:rPr>
-        <w:t>TÀI LIỆU HỌC TẬP - TÌM HIỂU MÃ NGUỒN (FILE 3)</w:t>
+        <w:t>TÀI LIỆU CHI TIẾT MÃ NGUỒN (FILE 3)</w:t>
       </w:r>
     </w:p>
     <w:p>
@@ -35,7 +35,7 @@
     <w:p>
       <w:pPr>
         <w:pStyle w:val="Heading1"/>
-        <w:spacing w:before="240" w:after="120"/>
+        <w:spacing w:before="280" w:after="120"/>
       </w:pPr>
       <w:r>
         <w:rPr>
@@ -44,34 +44,18 @@
           <w:color w:val="D97706"/>
           <w:sz w:val="36"/>
         </w:rPr>
-        <w:t>1. Tổng Quan Chức Năng Thống Kê &amp; Kho Topping</w:t>
+        <w:t>CHƯƠNG 1: TỔNG QUAN BÁO CÁO &amp; NGUYÊN LIỆU KHO</w:t>
       </w:r>
     </w:p>
     <w:p>
       <w:r>
-        <w:t>Phần này chịu trách nhiệm cho 2 module quan trọng:</w:t>
-      </w:r>
-    </w:p>
-    <w:p>
-      <w:pPr>
-        <w:pStyle w:val="ListBullet"/>
-      </w:pPr>
-      <w:r>
-        <w:t>• Thống Kê Doanh Thu Chi Tiết: Cho phép lọc lịch sử hóa đơn theo khoảng thời gian tùy chọn (Từ Ngày -&gt; Đến Ngày) và theo từng Nhân Viên cụ thể. Tính tổng doanh thu linh hoạt.</w:t>
-      </w:r>
-    </w:p>
-    <w:p>
-      <w:pPr>
-        <w:pStyle w:val="ListBullet"/>
-      </w:pPr>
-      <w:r>
-        <w:t>• Quản Lý Kho Nguyên Liệu Topping: Quản lý danh mục topping (Trứng ốp la, Pate, Chả lụa...), số lượng tồn kho, đơn vị tính, cảnh báo tự động khi nguyên liệu sắp hết (&lt;=20 phần) hoặc đã hết (0 phần), cùng tính năng Nhập Kho / Xuất Kho nhanh.</w:t>
+        <w:t>Module bao gồm tính năng lọc báo cáo doanh thu theo khoảng thời gian và quản lý nhập/xuất kho nguyên liệu topping.</w:t>
       </w:r>
     </w:p>
     <w:p>
       <w:pPr>
         <w:pStyle w:val="Heading1"/>
-        <w:spacing w:before="240" w:after="120"/>
+        <w:spacing w:before="280" w:after="120"/>
       </w:pPr>
       <w:r>
         <w:rPr>
@@ -80,437 +64,13 @@
           <w:color w:val="D97706"/>
           <w:sz w:val="36"/>
         </w:rPr>
-        <w:t>2. Sơ Đồ Cấu Trúc File &amp; Vị Trí Trong Dự Án</w:t>
-      </w:r>
-    </w:p>
-    <w:tbl>
-      <w:tblPr>
-        <w:tblW w:type="auto" w:w="0"/>
-        <w:jc w:val="center"/>
-        <w:tblLook w:firstColumn="1" w:firstRow="1" w:lastColumn="0" w:lastRow="0" w:noHBand="0" w:noVBand="1" w:val="04A0"/>
-      </w:tblPr>
-      <w:tblGrid>
-        <w:gridCol w:w="3216"/>
-        <w:gridCol w:w="3216"/>
-        <w:gridCol w:w="3216"/>
-      </w:tblGrid>
-      <w:tr>
-        <w:tc>
-          <w:tcPr>
-            <w:tcW w:type="dxa" w:w="3216"/>
-            <w:shd w:fill="E2E8F0"/>
-          </w:tcPr>
-          <w:p>
-            <w:r>
-              <w:rPr>
-                <w:rFonts w:ascii="Arial" w:hAnsi="Arial"/>
-                <w:b/>
-              </w:rPr>
-              <w:t>Thành Phần (Layer)</w:t>
-            </w:r>
-          </w:p>
-        </w:tc>
-        <w:tc>
-          <w:tcPr>
-            <w:tcW w:type="dxa" w:w="3216"/>
-            <w:shd w:fill="E2E8F0"/>
-          </w:tcPr>
-          <w:p>
-            <w:r>
-              <w:rPr>
-                <w:rFonts w:ascii="Arial" w:hAnsi="Arial"/>
-                <w:b/>
-              </w:rPr>
-              <w:t>Vị Trí Đường Dẫn File (File Path)</w:t>
-            </w:r>
-          </w:p>
-        </w:tc>
-        <w:tc>
-          <w:tcPr>
-            <w:tcW w:type="dxa" w:w="3216"/>
-            <w:shd w:fill="E2E8F0"/>
-          </w:tcPr>
-          <w:p>
-            <w:r>
-              <w:rPr>
-                <w:rFonts w:ascii="Arial" w:hAnsi="Arial"/>
-                <w:b/>
-              </w:rPr>
-              <w:t>Chức Năng Chính</w:t>
-            </w:r>
-          </w:p>
-        </w:tc>
-      </w:tr>
-      <w:tr>
-        <w:tc>
-          <w:tcPr>
-            <w:tcW w:type="dxa" w:w="3216"/>
-            <w:tcMar>
-              <w:top w:w="60" w:type="dxa"/>
-              <w:bottom w:w="60" w:type="dxa"/>
-              <w:left w:w="100" w:type="dxa"/>
-              <w:right w:w="100" w:type="dxa"/>
-            </w:tcMar>
-          </w:tcPr>
-          <w:p>
-            <w:r>
-              <w:t>Giao Diện (JSP)</w:t>
-            </w:r>
-          </w:p>
-        </w:tc>
-        <w:tc>
-          <w:tcPr>
-            <w:tcW w:type="dxa" w:w="3216"/>
-            <w:tcMar>
-              <w:top w:w="60" w:type="dxa"/>
-              <w:bottom w:w="60" w:type="dxa"/>
-              <w:left w:w="100" w:type="dxa"/>
-              <w:right w:w="100" w:type="dxa"/>
-            </w:tcMar>
-          </w:tcPr>
-          <w:p>
-            <w:r>
-              <w:t>src/main/webapp/views/thongke/report.jsp</w:t>
-            </w:r>
-          </w:p>
-        </w:tc>
-        <w:tc>
-          <w:tcPr>
-            <w:tcW w:type="dxa" w:w="3216"/>
-            <w:tcMar>
-              <w:top w:w="60" w:type="dxa"/>
-              <w:bottom w:w="60" w:type="dxa"/>
-              <w:left w:w="100" w:type="dxa"/>
-              <w:right w:w="100" w:type="dxa"/>
-            </w:tcMar>
-          </w:tcPr>
-          <w:p>
-            <w:r>
-              <w:t>Màn hình lọc báo cáo doanh thu theo ngày và nhân viên, bảng danh sách đơn hàng</w:t>
-            </w:r>
-          </w:p>
-        </w:tc>
-      </w:tr>
-      <w:tr>
-        <w:tc>
-          <w:tcPr>
-            <w:tcW w:type="dxa" w:w="3216"/>
-            <w:tcMar>
-              <w:top w:w="60" w:type="dxa"/>
-              <w:bottom w:w="60" w:type="dxa"/>
-              <w:left w:w="100" w:type="dxa"/>
-              <w:right w:w="100" w:type="dxa"/>
-            </w:tcMar>
-          </w:tcPr>
-          <w:p>
-            <w:r>
-              <w:t>Giao Diện (JSP)</w:t>
-            </w:r>
-          </w:p>
-        </w:tc>
-        <w:tc>
-          <w:tcPr>
-            <w:tcW w:type="dxa" w:w="3216"/>
-            <w:tcMar>
-              <w:top w:w="60" w:type="dxa"/>
-              <w:bottom w:w="60" w:type="dxa"/>
-              <w:left w:w="100" w:type="dxa"/>
-              <w:right w:w="100" w:type="dxa"/>
-            </w:tcMar>
-          </w:tcPr>
-          <w:p>
-            <w:r>
-              <w:t>src/main/webapp/views/topping/list.jsp</w:t>
-            </w:r>
-          </w:p>
-        </w:tc>
-        <w:tc>
-          <w:tcPr>
-            <w:tcW w:type="dxa" w:w="3216"/>
-            <w:tcMar>
-              <w:top w:w="60" w:type="dxa"/>
-              <w:bottom w:w="60" w:type="dxa"/>
-              <w:left w:w="100" w:type="dxa"/>
-              <w:right w:w="100" w:type="dxa"/>
-            </w:tcMar>
-          </w:tcPr>
-          <w:p>
-            <w:r>
-              <w:t>Màn hình danh sách kho topping, thẻ thống kê tồn kho, form nhập kho / xuất kho</w:t>
-            </w:r>
-          </w:p>
-        </w:tc>
-      </w:tr>
-      <w:tr>
-        <w:tc>
-          <w:tcPr>
-            <w:tcW w:type="dxa" w:w="3216"/>
-            <w:tcMar>
-              <w:top w:w="60" w:type="dxa"/>
-              <w:bottom w:w="60" w:type="dxa"/>
-              <w:left w:w="100" w:type="dxa"/>
-              <w:right w:w="100" w:type="dxa"/>
-            </w:tcMar>
-          </w:tcPr>
-          <w:p>
-            <w:r>
-              <w:t>Điều Hướng (Servlet)</w:t>
-            </w:r>
-          </w:p>
-        </w:tc>
-        <w:tc>
-          <w:tcPr>
-            <w:tcW w:type="dxa" w:w="3216"/>
-            <w:tcMar>
-              <w:top w:w="60" w:type="dxa"/>
-              <w:bottom w:w="60" w:type="dxa"/>
-              <w:left w:w="100" w:type="dxa"/>
-              <w:right w:w="100" w:type="dxa"/>
-            </w:tcMar>
-          </w:tcPr>
-          <w:p>
-            <w:r>
-              <w:t>src/main/java/com/webbanhmi/servlet/ThongKeServlet.java</w:t>
-            </w:r>
-          </w:p>
-        </w:tc>
-        <w:tc>
-          <w:tcPr>
-            <w:tcW w:type="dxa" w:w="3216"/>
-            <w:tcMar>
-              <w:top w:w="60" w:type="dxa"/>
-              <w:bottom w:w="60" w:type="dxa"/>
-              <w:left w:w="100" w:type="dxa"/>
-              <w:right w:w="100" w:type="dxa"/>
-            </w:tcMar>
-          </w:tcPr>
-          <w:p>
-            <w:r>
-              <w:t>Xử lý nhận bộ lọc tuNgay, denNgay, nhanVienId và tính tổng doanh thu</w:t>
-            </w:r>
-          </w:p>
-        </w:tc>
-      </w:tr>
-      <w:tr>
-        <w:tc>
-          <w:tcPr>
-            <w:tcW w:type="dxa" w:w="3216"/>
-            <w:tcMar>
-              <w:top w:w="60" w:type="dxa"/>
-              <w:bottom w:w="60" w:type="dxa"/>
-              <w:left w:w="100" w:type="dxa"/>
-              <w:right w:w="100" w:type="dxa"/>
-            </w:tcMar>
-          </w:tcPr>
-          <w:p>
-            <w:r>
-              <w:t>Điều Hướng (Servlet)</w:t>
-            </w:r>
-          </w:p>
-        </w:tc>
-        <w:tc>
-          <w:tcPr>
-            <w:tcW w:type="dxa" w:w="3216"/>
-            <w:tcMar>
-              <w:top w:w="60" w:type="dxa"/>
-              <w:bottom w:w="60" w:type="dxa"/>
-              <w:left w:w="100" w:type="dxa"/>
-              <w:right w:w="100" w:type="dxa"/>
-            </w:tcMar>
-          </w:tcPr>
-          <w:p>
-            <w:r>
-              <w:t>src/main/java/com/webbanhmi/servlet/ToppingServlet.java</w:t>
-            </w:r>
-          </w:p>
-        </w:tc>
-        <w:tc>
-          <w:tcPr>
-            <w:tcW w:type="dxa" w:w="3216"/>
-            <w:tcMar>
-              <w:top w:w="60" w:type="dxa"/>
-              <w:bottom w:w="60" w:type="dxa"/>
-              <w:left w:w="100" w:type="dxa"/>
-              <w:right w:w="100" w:type="dxa"/>
-            </w:tcMar>
-          </w:tcPr>
-          <w:p>
-            <w:r>
-              <w:t>Xử lý CRUD topping, nhập kho (/nhapkho), xuất kho (/xuatkho) và tính thống kê tồn kho</w:t>
-            </w:r>
-          </w:p>
-        </w:tc>
-      </w:tr>
-      <w:tr>
-        <w:tc>
-          <w:tcPr>
-            <w:tcW w:type="dxa" w:w="3216"/>
-            <w:tcMar>
-              <w:top w:w="60" w:type="dxa"/>
-              <w:bottom w:w="60" w:type="dxa"/>
-              <w:left w:w="100" w:type="dxa"/>
-              <w:right w:w="100" w:type="dxa"/>
-            </w:tcMar>
-          </w:tcPr>
-          <w:p>
-            <w:r>
-              <w:t>Truy Vấn CSDL (DAO)</w:t>
-            </w:r>
-          </w:p>
-        </w:tc>
-        <w:tc>
-          <w:tcPr>
-            <w:tcW w:type="dxa" w:w="3216"/>
-            <w:tcMar>
-              <w:top w:w="60" w:type="dxa"/>
-              <w:bottom w:w="60" w:type="dxa"/>
-              <w:left w:w="100" w:type="dxa"/>
-              <w:right w:w="100" w:type="dxa"/>
-            </w:tcMar>
-          </w:tcPr>
-          <w:p>
-            <w:r>
-              <w:t>src/main/java/com/webbanhmi/dao/DonHangDAO.java</w:t>
-            </w:r>
-          </w:p>
-        </w:tc>
-        <w:tc>
-          <w:tcPr>
-            <w:tcW w:type="dxa" w:w="3216"/>
-            <w:tcMar>
-              <w:top w:w="60" w:type="dxa"/>
-              <w:bottom w:w="60" w:type="dxa"/>
-              <w:left w:w="100" w:type="dxa"/>
-              <w:right w:w="100" w:type="dxa"/>
-            </w:tcMar>
-          </w:tcPr>
-          <w:p>
-            <w:r>
-              <w:t>Chứa các câu lệnh SQL truy vấn thống kê: thongKeTheoNgay, thongKeTheoNgayVaNhanVien</w:t>
-            </w:r>
-          </w:p>
-        </w:tc>
-      </w:tr>
-      <w:tr>
-        <w:tc>
-          <w:tcPr>
-            <w:tcW w:type="dxa" w:w="3216"/>
-            <w:tcMar>
-              <w:top w:w="60" w:type="dxa"/>
-              <w:bottom w:w="60" w:type="dxa"/>
-              <w:left w:w="100" w:type="dxa"/>
-              <w:right w:w="100" w:type="dxa"/>
-            </w:tcMar>
-          </w:tcPr>
-          <w:p>
-            <w:r>
-              <w:t>Truy Vấn CSDL (DAO)</w:t>
-            </w:r>
-          </w:p>
-        </w:tc>
-        <w:tc>
-          <w:tcPr>
-            <w:tcW w:type="dxa" w:w="3216"/>
-            <w:tcMar>
-              <w:top w:w="60" w:type="dxa"/>
-              <w:bottom w:w="60" w:type="dxa"/>
-              <w:left w:w="100" w:type="dxa"/>
-              <w:right w:w="100" w:type="dxa"/>
-            </w:tcMar>
-          </w:tcPr>
-          <w:p>
-            <w:r>
-              <w:t>src/main/java/com/webbanhmi/dao/ToppingDAO.java</w:t>
-            </w:r>
-          </w:p>
-        </w:tc>
-        <w:tc>
-          <w:tcPr>
-            <w:tcW w:type="dxa" w:w="3216"/>
-            <w:tcMar>
-              <w:top w:w="60" w:type="dxa"/>
-              <w:bottom w:w="60" w:type="dxa"/>
-              <w:left w:w="100" w:type="dxa"/>
-              <w:right w:w="100" w:type="dxa"/>
-            </w:tcMar>
-          </w:tcPr>
-          <w:p>
-            <w:r>
-              <w:t>Chứa câu lệnh UPDATE cộng/trừ so_luong_ton cho nhập/xuất kho</w:t>
-            </w:r>
-          </w:p>
-        </w:tc>
-      </w:tr>
-      <w:tr>
-        <w:tc>
-          <w:tcPr>
-            <w:tcW w:type="dxa" w:w="3216"/>
-            <w:tcMar>
-              <w:top w:w="60" w:type="dxa"/>
-              <w:bottom w:w="60" w:type="dxa"/>
-              <w:left w:w="100" w:type="dxa"/>
-              <w:right w:w="100" w:type="dxa"/>
-            </w:tcMar>
-          </w:tcPr>
-          <w:p>
-            <w:r>
-              <w:t>Đối Tượng (Entity)</w:t>
-            </w:r>
-          </w:p>
-        </w:tc>
-        <w:tc>
-          <w:tcPr>
-            <w:tcW w:type="dxa" w:w="3216"/>
-            <w:tcMar>
-              <w:top w:w="60" w:type="dxa"/>
-              <w:bottom w:w="60" w:type="dxa"/>
-              <w:left w:w="100" w:type="dxa"/>
-              <w:right w:w="100" w:type="dxa"/>
-            </w:tcMar>
-          </w:tcPr>
-          <w:p>
-            <w:r>
-              <w:t>src/main/java/com/webbanhmi/entity/Topping.java</w:t>
-            </w:r>
-          </w:p>
-        </w:tc>
-        <w:tc>
-          <w:tcPr>
-            <w:tcW w:type="dxa" w:w="3216"/>
-            <w:tcMar>
-              <w:top w:w="60" w:type="dxa"/>
-              <w:bottom w:w="60" w:type="dxa"/>
-              <w:left w:w="100" w:type="dxa"/>
-              <w:right w:w="100" w:type="dxa"/>
-            </w:tcMar>
-          </w:tcPr>
-          <w:p>
-            <w:r>
-              <w:t>Lớp Model đại diện cho bảng toppings (id, tenNguyenLieu, giaCongThem, soLuongTon, donViTinh)</w:t>
-            </w:r>
-          </w:p>
-        </w:tc>
-      </w:tr>
-    </w:tbl>
-    <w:p>
-      <w:pPr>
-        <w:pStyle w:val="Heading1"/>
-        <w:spacing w:before="240" w:after="120"/>
-      </w:pPr>
-      <w:r>
-        <w:rPr>
-          <w:rFonts w:ascii="Arial" w:hAnsi="Arial"/>
-          <w:b/>
-          <w:color w:val="D97706"/>
-          <w:sz w:val="36"/>
-        </w:rPr>
-        <w:t>3. Chi Tiết Luồng Hoạt Động &amp; Mã Nguồn Quan Trọng</w:t>
+        <w:t>CHƯƠNG 2: GIẢI THÍCH CHI TIẾT CODE GIAO DIỆN (JSP)</w:t>
       </w:r>
     </w:p>
     <w:p>
       <w:pPr>
         <w:pStyle w:val="Heading2"/>
-        <w:spacing w:before="240" w:after="120"/>
+        <w:spacing w:before="280" w:after="120"/>
       </w:pPr>
       <w:r>
         <w:rPr>
@@ -519,19 +79,27 @@
           <w:color w:val="1E293B"/>
           <w:sz w:val="28"/>
         </w:rPr>
-        <w:t>3.1 Truy Vấn Báo Cáo Doanh Thu Tại DonHangDAO.java</w:t>
+        <w:t>2.1 thongke/report.jsp - Bộ Lọc Doanh Thu</w:t>
       </w:r>
     </w:p>
     <w:p>
       <w:r>
-        <w:t>Phương thức truy vấn thống kê theo khoảng thời gian và nhân viên trong DonHangDAO:</w:t>
+        <w:t>Đường dẫn: src/main/webapp/views/thongke/report.jsp</w:t>
       </w:r>
     </w:p>
     <w:p>
       <w:pPr>
-        <w:spacing w:before="80" w:after="160"/>
-        <w:ind w:left="288"/>
+        <w:spacing w:before="160" w:after="40"/>
       </w:pPr>
+      <w:r>
+        <w:rPr>
+          <w:rFonts w:ascii="Arial" w:hAnsi="Arial"/>
+          <w:b/>
+          <w:color w:val="D97706"/>
+          <w:sz w:val="22"/>
+        </w:rPr>
+        <w:t>💻 report.jsp - Form lọc theo ngày &amp; nhân viên (Line 25-45)</w:t>
+      </w:r>
     </w:p>
     <w:tbl>
       <w:tblPr>
@@ -555,7 +123,7 @@
             </w:tcMar>
             <w:tcBorders>
               <w:top w:val="single" w:sz="4" w:space="0" w:color="CBD5E1"/>
-              <w:left w:val="single" w:sz="12" w:space="0" w:color="3B82F6"/>
+              <w:left w:val="single" w:sz="12" w:space="0" w:color="D97706"/>
               <w:bottom w:val="single" w:sz="4" w:space="0" w:color="CBD5E1"/>
               <w:right w:val="single" w:sz="4" w:space="0" w:color="CBD5E1"/>
             </w:tcBorders>
@@ -570,17 +138,39 @@
                 <w:color w:val="0F172A"/>
                 <w:sz w:val="19"/>
               </w:rPr>
-              <w:t>// Truy vấn CSDL lọc doanh thu tại DonHangDAO.java:</w:t>
+              <w:t>&lt;form method="get" action="${pageContext.request.contextPath}/thongke" class="form-inline"&gt;</w:t>
               <w:br/>
-              <w:t>public List&lt;DonHang&gt; thongKeTheoNgayVaNhanVien(String tuNgay, String denNgay, int idNhanVien) {</w:t>
+              <w:t xml:space="preserve">    &lt;label&gt;Từ ngày:&lt;/label&gt;</w:t>
               <w:br/>
-              <w:t xml:space="preserve">    String sql = "SELECT * FROM don_hang WHERE id_nhan_vien = ? " +</w:t>
+              <w:t xml:space="preserve">    &lt;input type="date" name="tuNgay" value="${tuNgay}" class="form-control"&gt;</w:t>
               <w:br/>
-              <w:t xml:space="preserve">                 "AND ngay_tao &gt;= ? AND ngay_tao &lt;= ? ORDER BY ngay_tao DESC";</w:t>
+              <w:t xml:space="preserve">    &lt;label&gt;Đến ngày:&lt;/label&gt;</w:t>
               <w:br/>
-              <w:t xml:space="preserve">    return findBySql(sql, idNhanVien, tuNgay + " 00:00:00", denNgay + " 23:59:59");</w:t>
+              <w:t xml:space="preserve">    &lt;input type="date" name="denNgay" value="${denNgay}" class="form-control"&gt;</w:t>
               <w:br/>
-              <w:t>}</w:t>
+              <w:t xml:space="preserve">    </w:t>
+              <w:br/>
+              <w:t xml:space="preserve">    &lt;c:if test="${isAdmin}"&gt;</w:t>
+              <w:br/>
+              <w:t xml:space="preserve">    &lt;label&gt;Nhân viên:&lt;/label&gt;</w:t>
+              <w:br/>
+              <w:t xml:space="preserve">    &lt;select name="nhanVienId" class="form-control"&gt;</w:t>
+              <w:br/>
+              <w:t xml:space="preserve">        &lt;option value="0"&gt;-- Tất cả nhân viên --&lt;/option&gt;</w:t>
+              <w:br/>
+              <w:t xml:space="preserve">        &lt;c:forEach var="nv" items="${listNhanVien}"&gt;</w:t>
+              <w:br/>
+              <w:t xml:space="preserve">            &lt;option value="${nv.id}" ${nhanVienId == nv.id ? 'selected' : ''}&gt;${nv.hoTen}&lt;/option&gt;</w:t>
+              <w:br/>
+              <w:t xml:space="preserve">        &lt;/c:forEach&gt;</w:t>
+              <w:br/>
+              <w:t xml:space="preserve">    &lt;/select&gt;</w:t>
+              <w:br/>
+              <w:t xml:space="preserve">    &lt;/c:if&gt;</w:t>
+              <w:br/>
+              <w:t xml:space="preserve">    &lt;button type="submit" class="btn btn-primary"&gt;&lt;i class="fas fa-filter"&gt;&lt;/i&gt; Lọc Thống Kê&lt;/button&gt;</w:t>
+              <w:br/>
+              <w:t>&lt;/form&gt;</w:t>
             </w:r>
           </w:p>
         </w:tc>
@@ -589,7 +179,7 @@
     <w:p>
       <w:pPr>
         <w:pStyle w:val="Heading2"/>
-        <w:spacing w:before="240" w:after="120"/>
+        <w:spacing w:before="280" w:after="120"/>
       </w:pPr>
       <w:r>
         <w:rPr>
@@ -598,19 +188,27 @@
           <w:color w:val="1E293B"/>
           <w:sz w:val="28"/>
         </w:rPr>
-        <w:t>3.2 Tính Thống Kê Tồn Kho Tại ToppingServlet.java</w:t>
+        <w:t>2.2 topping/list.jsp - Quản Lý Kho Topping</w:t>
       </w:r>
     </w:p>
     <w:p>
       <w:r>
-        <w:t>Phương thức sử dụng Java 8 Stream API để đếm số lượng mặt hàng sắp hết và đã hết:</w:t>
+        <w:t>Đường dẫn: src/main/webapp/views/topping/list.jsp</w:t>
       </w:r>
     </w:p>
     <w:p>
       <w:pPr>
-        <w:spacing w:before="80" w:after="160"/>
-        <w:ind w:left="288"/>
+        <w:spacing w:before="160" w:after="40"/>
       </w:pPr>
+      <w:r>
+        <w:rPr>
+          <w:rFonts w:ascii="Arial" w:hAnsi="Arial"/>
+          <w:b/>
+          <w:color w:val="D97706"/>
+          <w:sz w:val="22"/>
+        </w:rPr>
+        <w:t>💻 list.jsp - Thẻ thống kê tồn kho &amp; Nút Nhập/Xuất kho (Line 20-40)</w:t>
+      </w:r>
     </w:p>
     <w:tbl>
       <w:tblPr>
@@ -634,7 +232,7 @@
             </w:tcMar>
             <w:tcBorders>
               <w:top w:val="single" w:sz="4" w:space="0" w:color="CBD5E1"/>
-              <w:left w:val="single" w:sz="12" w:space="0" w:color="3B82F6"/>
+              <w:left w:val="single" w:sz="12" w:space="0" w:color="D97706"/>
               <w:bottom w:val="single" w:sz="4" w:space="0" w:color="CBD5E1"/>
               <w:right w:val="single" w:sz="4" w:space="0" w:color="CBD5E1"/>
             </w:tcBorders>
@@ -649,22 +247,353 @@
                 <w:color w:val="0F172A"/>
                 <w:sz w:val="19"/>
               </w:rPr>
-              <w:t>// Thống kê tồn kho tại ToppingServlet.java:</w:t>
+              <w:t>&lt;div class="stat-card"&gt;</w:t>
               <w:br/>
-              <w:t>List&lt;Topping&gt; list = toppingDAO.findAll();</w:t>
+              <w:t xml:space="preserve">    &lt;div class="stat-value"&gt;${tongMatHang}&lt;/div&gt;</w:t>
               <w:br/>
-              <w:t>int tongMatHang = list.size();</w:t>
+              <w:t xml:space="preserve">    &lt;div class="stat-label"&gt;Tổng Mặt Hàng Kho&lt;/div&gt;</w:t>
               <w:br/>
-              <w:t>long sapHet = list.stream().filter(t -&gt; t.getSoLuongTon() &gt; 0 &amp;&amp; t.getSoLuongTon() &lt;= 20).count();</w:t>
+              <w:t>&lt;/div&gt;</w:t>
               <w:br/>
-              <w:t>long daHet = list.stream().filter(t -&gt; t.getSoLuongTon() &lt;= 0).count();</w:t>
+              <w:t>&lt;div class="stat-card warning"&gt;</w:t>
+              <w:br/>
+              <w:t xml:space="preserve">    &lt;div class="stat-value"&gt;${sapHet}&lt;/div&gt;</w:t>
+              <w:br/>
+              <w:t xml:space="preserve">    &lt;div class="stat-label"&gt;Cảnh Báo Sắp Hết (&lt;=20)&lt;/div&gt;</w:t>
+              <w:br/>
+              <w:t>&lt;/div&gt;</w:t>
+              <w:br/>
+              <w:t>&lt;div class="stat-card danger"&gt;</w:t>
+              <w:br/>
+              <w:t xml:space="preserve">    &lt;div class="stat-value"&gt;${daHet}&lt;/div&gt;</w:t>
+              <w:br/>
+              <w:t xml:space="preserve">    &lt;div class="stat-label"&gt;Đã Hết Hàng (0)&lt;/div&gt;</w:t>
+              <w:br/>
+              <w:t>&lt;/div&gt;</w:t>
+            </w:r>
+          </w:p>
+        </w:tc>
+      </w:tr>
+    </w:tbl>
+    <w:p>
+      <w:pPr>
+        <w:pStyle w:val="Heading1"/>
+        <w:spacing w:before="280" w:after="120"/>
+      </w:pPr>
+      <w:r>
+        <w:rPr>
+          <w:rFonts w:ascii="Arial" w:hAnsi="Arial"/>
+          <w:b/>
+          <w:color w:val="D97706"/>
+          <w:sz w:val="36"/>
+        </w:rPr>
+        <w:t>CHƯƠNG 3: GIẢI THÍCH CHI TIẾT MÃ NGUỒN SERVLET CONTROLLER</w:t>
+      </w:r>
+    </w:p>
+    <w:p>
+      <w:pPr>
+        <w:pStyle w:val="Heading2"/>
+        <w:spacing w:before="280" w:after="120"/>
+      </w:pPr>
+      <w:r>
+        <w:rPr>
+          <w:rFonts w:ascii="Arial" w:hAnsi="Arial"/>
+          <w:b/>
+          <w:color w:val="1E293B"/>
+          <w:sz w:val="28"/>
+        </w:rPr>
+        <w:t>3.1 ThongKeServlet.java - Xử Lý Bộ Lọc Doanh Thu</w:t>
+      </w:r>
+    </w:p>
+    <w:p>
+      <w:r>
+        <w:t>Đường dẫn: src/main/java/com/webbanhmi/servlet/ThongKeServlet.java</w:t>
+      </w:r>
+    </w:p>
+    <w:p>
+      <w:pPr>
+        <w:spacing w:before="160" w:after="40"/>
+      </w:pPr>
+      <w:r>
+        <w:rPr>
+          <w:rFonts w:ascii="Arial" w:hAnsi="Arial"/>
+          <w:b/>
+          <w:color w:val="D97706"/>
+          <w:sz w:val="22"/>
+        </w:rPr>
+        <w:t>💻 ThongKeServlet.java - Phân quyền và lọc doanh thu (Line 41-65)</w:t>
+      </w:r>
+    </w:p>
+    <w:tbl>
+      <w:tblPr>
+        <w:tblW w:type="auto" w:w="0"/>
+        <w:jc w:val="center"/>
+        <w:tblLook w:firstColumn="1" w:firstRow="1" w:lastColumn="0" w:lastRow="0" w:noHBand="0" w:noVBand="1" w:val="04A0"/>
+      </w:tblPr>
+      <w:tblGrid>
+        <w:gridCol w:w="9648"/>
+      </w:tblGrid>
+      <w:tr>
+        <w:tc>
+          <w:tcPr>
+            <w:tcW w:type="dxa" w:w="9648"/>
+            <w:shd w:fill="F8FAFC"/>
+            <w:tcMar>
+              <w:top w:w="120" w:type="dxa"/>
+              <w:bottom w:w="120" w:type="dxa"/>
+              <w:left w:w="180" w:type="dxa"/>
+              <w:right w:w="180" w:type="dxa"/>
+            </w:tcMar>
+            <w:tcBorders>
+              <w:top w:val="single" w:sz="4" w:space="0" w:color="CBD5E1"/>
+              <w:left w:val="single" w:sz="12" w:space="0" w:color="D97706"/>
+              <w:bottom w:val="single" w:sz="4" w:space="0" w:color="CBD5E1"/>
+              <w:right w:val="single" w:sz="4" w:space="0" w:color="CBD5E1"/>
+            </w:tcBorders>
+          </w:tcPr>
+          <w:p>
+            <w:pPr>
+              <w:spacing w:before="40" w:after="40"/>
+            </w:pPr>
+            <w:r>
+              <w:rPr>
+                <w:rFonts w:ascii="Consolas" w:hAnsi="Consolas"/>
+                <w:color w:val="0F172A"/>
+                <w:sz w:val="19"/>
+              </w:rPr>
+              <w:t>if (isAdmin) {</w:t>
+              <w:br/>
+              <w:t xml:space="preserve">    if (nhanVienId &gt; 0) {</w:t>
+              <w:br/>
+              <w:t xml:space="preserve">        if (!tuNgay.isEmpty() &amp;&amp; !denNgay.isEmpty()) {</w:t>
+              <w:br/>
+              <w:t xml:space="preserve">            list = donHangDAO.thongKeTheoNgayVaNhanVien(tuNgay, denNgay, nhanVienId);</w:t>
+              <w:br/>
+              <w:t xml:space="preserve">        } else { list = donHangDAO.findByNhanVienId(nhanVienId); }</w:t>
+              <w:br/>
+              <w:t xml:space="preserve">    } else {</w:t>
+              <w:br/>
+              <w:t xml:space="preserve">        if (!tuNgay.isEmpty() &amp;&amp; !denNgay.isEmpty()) {</w:t>
+              <w:br/>
+              <w:t xml:space="preserve">            list = donHangDAO.thongKeTheoNgay(tuNgay, denNgay);</w:t>
+              <w:br/>
+              <w:t xml:space="preserve">        } else { list = donHangDAO.findAll(); }</w:t>
+              <w:br/>
+              <w:t xml:space="preserve">    }</w:t>
+              <w:br/>
+              <w:t>} else {</w:t>
+              <w:br/>
+              <w:t xml:space="preserve">    // Staff chỉ xem hóa đơn chính mình tạo</w:t>
+              <w:br/>
+              <w:t xml:space="preserve">    list = donHangDAO.thongKeTheoNgayVaNhanVien(tuNgay, denNgay, currentUser.getId());</w:t>
+              <w:br/>
+              <w:t>}</w:t>
+              <w:br/>
+              <w:t>int tongDoanhThu = list.stream().mapToInt(d -&gt; d.getTongTien() != null ? d.getTongTien() : 0).sum();</w:t>
+            </w:r>
+          </w:p>
+        </w:tc>
+      </w:tr>
+    </w:tbl>
+    <w:p>
+      <w:pPr>
+        <w:pStyle w:val="Heading2"/>
+        <w:spacing w:before="280" w:after="120"/>
+      </w:pPr>
+      <w:r>
+        <w:rPr>
+          <w:rFonts w:ascii="Arial" w:hAnsi="Arial"/>
+          <w:b/>
+          <w:color w:val="1E293B"/>
+          <w:sz w:val="28"/>
+        </w:rPr>
+        <w:t>3.2 ToppingServlet.java - Xử Lý Nhập Kho &amp; Xuất Kho</w:t>
+      </w:r>
+    </w:p>
+    <w:p>
+      <w:r>
+        <w:t>Đường dẫn: src/main/java/com/webbanhmi/servlet/ToppingServlet.java</w:t>
+      </w:r>
+    </w:p>
+    <w:p>
+      <w:pPr>
+        <w:spacing w:before="160" w:after="40"/>
+      </w:pPr>
+      <w:r>
+        <w:rPr>
+          <w:rFonts w:ascii="Arial" w:hAnsi="Arial"/>
+          <w:b/>
+          <w:color w:val="D97706"/>
+          <w:sz w:val="22"/>
+        </w:rPr>
+        <w:t>💻 ToppingServlet.java - Nhập kho &amp; Xuất kho (Line 95-117)</w:t>
+      </w:r>
+    </w:p>
+    <w:tbl>
+      <w:tblPr>
+        <w:tblW w:type="auto" w:w="0"/>
+        <w:jc w:val="center"/>
+        <w:tblLook w:firstColumn="1" w:firstRow="1" w:lastColumn="0" w:lastRow="0" w:noHBand="0" w:noVBand="1" w:val="04A0"/>
+      </w:tblPr>
+      <w:tblGrid>
+        <w:gridCol w:w="9648"/>
+      </w:tblGrid>
+      <w:tr>
+        <w:tc>
+          <w:tcPr>
+            <w:tcW w:type="dxa" w:w="9648"/>
+            <w:shd w:fill="F8FAFC"/>
+            <w:tcMar>
+              <w:top w:w="120" w:type="dxa"/>
+              <w:bottom w:w="120" w:type="dxa"/>
+              <w:left w:w="180" w:type="dxa"/>
+              <w:right w:w="180" w:type="dxa"/>
+            </w:tcMar>
+            <w:tcBorders>
+              <w:top w:val="single" w:sz="4" w:space="0" w:color="CBD5E1"/>
+              <w:left w:val="single" w:sz="12" w:space="0" w:color="D97706"/>
+              <w:bottom w:val="single" w:sz="4" w:space="0" w:color="CBD5E1"/>
+              <w:right w:val="single" w:sz="4" w:space="0" w:color="CBD5E1"/>
+            </w:tcBorders>
+          </w:tcPr>
+          <w:p>
+            <w:pPr>
+              <w:spacing w:before="40" w:after="40"/>
+            </w:pPr>
+            <w:r>
+              <w:rPr>
+                <w:rFonts w:ascii="Consolas" w:hAnsi="Consolas"/>
+                <w:color w:val="0F172A"/>
+                <w:sz w:val="19"/>
+              </w:rPr>
+              <w:t>private void nhapKho(HttpServletRequest request) {</w:t>
+              <w:br/>
+              <w:t xml:space="preserve">    int id = ParamUtil.getInt(request, "id");</w:t>
+              <w:br/>
+              <w:t xml:space="preserve">    int soLuong = ParamUtil.getInt(request, "soLuongNhap");</w:t>
+              <w:br/>
+              <w:t xml:space="preserve">    if (id &gt; 0 &amp;&amp; soLuong &gt; 0) {</w:t>
+              <w:br/>
+              <w:t xml:space="preserve">        int rs = toppingDAO.nhapKho(id, soLuong);</w:t>
+              <w:br/>
+              <w:t xml:space="preserve">        if (rs &gt; 0) request.setAttribute("message", "Đã nhập kho thành công +" + soLuong);</w:t>
+              <w:br/>
+              <w:t xml:space="preserve">    }</w:t>
+              <w:br/>
+              <w:t>}</w:t>
               <w:br/>
               <w:br/>
-              <w:t>request.setAttribute("tongMatHang", tongMatHang);</w:t>
+              <w:t>private void xuatKho(HttpServletRequest request) {</w:t>
               <w:br/>
-              <w:t>request.setAttribute("sapHet", sapHet);</w:t>
+              <w:t xml:space="preserve">    int id = ParamUtil.getInt(request, "id");</w:t>
               <w:br/>
-              <w:t>request.setAttribute("daHet", daHet);</w:t>
+              <w:t xml:space="preserve">    int soLuong = ParamUtil.getInt(request, "soLuongXuat");</w:t>
+              <w:br/>
+              <w:t xml:space="preserve">    if (id &gt; 0 &amp;&amp; soLuong &gt; 0) {</w:t>
+              <w:br/>
+              <w:t xml:space="preserve">        int rs = toppingDAO.xuatKho(id, soLuong);</w:t>
+              <w:br/>
+              <w:t xml:space="preserve">        if (rs &gt; 0) request.setAttribute("message", "Đã xuất kho thành công -" + soLuong);</w:t>
+              <w:br/>
+              <w:t xml:space="preserve">    }</w:t>
+              <w:br/>
+              <w:t>}</w:t>
+            </w:r>
+          </w:p>
+        </w:tc>
+      </w:tr>
+    </w:tbl>
+    <w:p>
+      <w:pPr>
+        <w:pStyle w:val="Heading1"/>
+        <w:spacing w:before="280" w:after="120"/>
+      </w:pPr>
+      <w:r>
+        <w:rPr>
+          <w:rFonts w:ascii="Arial" w:hAnsi="Arial"/>
+          <w:b/>
+          <w:color w:val="D97706"/>
+          <w:sz w:val="36"/>
+        </w:rPr>
+        <w:t>CHƯƠNG 4: GIẢI THÍCH CHI TIẾT TẦNG CSDL (ToppingDAO.java)</w:t>
+      </w:r>
+    </w:p>
+    <w:p>
+      <w:r>
+        <w:t>Đường dẫn: src/main/java/com/webbanhmi/dao/ToppingDAO.java</w:t>
+      </w:r>
+    </w:p>
+    <w:p>
+      <w:pPr>
+        <w:spacing w:before="160" w:after="40"/>
+      </w:pPr>
+      <w:r>
+        <w:rPr>
+          <w:rFonts w:ascii="Arial" w:hAnsi="Arial"/>
+          <w:b/>
+          <w:color w:val="D97706"/>
+          <w:sz w:val="22"/>
+        </w:rPr>
+        <w:t>💻 ToppingDAO.java - Phương thức cộng trừ so_luong_ton</w:t>
+      </w:r>
+    </w:p>
+    <w:tbl>
+      <w:tblPr>
+        <w:tblW w:type="auto" w:w="0"/>
+        <w:jc w:val="center"/>
+        <w:tblLook w:firstColumn="1" w:firstRow="1" w:lastColumn="0" w:lastRow="0" w:noHBand="0" w:noVBand="1" w:val="04A0"/>
+      </w:tblPr>
+      <w:tblGrid>
+        <w:gridCol w:w="9648"/>
+      </w:tblGrid>
+      <w:tr>
+        <w:tc>
+          <w:tcPr>
+            <w:tcW w:type="dxa" w:w="9648"/>
+            <w:shd w:fill="F8FAFC"/>
+            <w:tcMar>
+              <w:top w:w="120" w:type="dxa"/>
+              <w:bottom w:w="120" w:type="dxa"/>
+              <w:left w:w="180" w:type="dxa"/>
+              <w:right w:w="180" w:type="dxa"/>
+            </w:tcMar>
+            <w:tcBorders>
+              <w:top w:val="single" w:sz="4" w:space="0" w:color="CBD5E1"/>
+              <w:left w:val="single" w:sz="12" w:space="0" w:color="D97706"/>
+              <w:bottom w:val="single" w:sz="4" w:space="0" w:color="CBD5E1"/>
+              <w:right w:val="single" w:sz="4" w:space="0" w:color="CBD5E1"/>
+            </w:tcBorders>
+          </w:tcPr>
+          <w:p>
+            <w:pPr>
+              <w:spacing w:before="40" w:after="40"/>
+            </w:pPr>
+            <w:r>
+              <w:rPr>
+                <w:rFonts w:ascii="Consolas" w:hAnsi="Consolas"/>
+                <w:color w:val="0F172A"/>
+                <w:sz w:val="19"/>
+              </w:rPr>
+              <w:t>public int nhapKho(int id, int soLuong) {</w:t>
+              <w:br/>
+              <w:t xml:space="preserve">    String sql = "UPDATE toppings SET so_luong_ton = so_luong_ton + ? WHERE id=?";</w:t>
+              <w:br/>
+              <w:t xml:space="preserve">    try { return JdbcUtil.executeUpdate(sql, soLuong, id); } catch (Exception e) { e.printStackTrace(); }</w:t>
+              <w:br/>
+              <w:t xml:space="preserve">    return 0;</w:t>
+              <w:br/>
+              <w:t>}</w:t>
+              <w:br/>
+              <w:br/>
+              <w:t>public int xuatKho(int id, int soLuong) {</w:t>
+              <w:br/>
+              <w:t xml:space="preserve">    String sql = "UPDATE toppings SET so_luong_ton = CASE WHEN so_luong_ton &gt;= ? THEN so_luong_ton - ? ELSE 0 END WHERE id=?";</w:t>
+              <w:br/>
+              <w:t xml:space="preserve">    try { return JdbcUtil.executeUpdate(sql, soLuong, soLuong, id); } catch (Exception e) { e.printStackTrace(); }</w:t>
+              <w:br/>
+              <w:t xml:space="preserve">    return 0;</w:t>
+              <w:br/>
+              <w:t>}</w:t>
             </w:r>
           </w:p>
         </w:tc>
